--- a/G08HW2form.docx
+++ b/G08HW2form.docx
@@ -338,6 +338,16 @@
           <w:lang w:val="en-US"/>
         </w:rPr>
         <w:t>Name of used file:</w:t>
+      </w:r>
+      <w:r>
+        <w:rPr>
+          <w:b/>
+          <w:bCs/>
+          <w:sz w:val="20"/>
+          <w:szCs w:val="20"/>
+          <w:lang w:val="en-US"/>
+        </w:rPr>
+        <w:t xml:space="preserve"> artificial4M7D100K.txt</w:t>
       </w:r>
     </w:p>
     <w:tbl>
@@ -584,7 +594,7 @@
           </w:tcPr>
           <w:p>
             <w:r>
-              <w:t>30167</w:t>
+              <w:t>23909</w:t>
             </w:r>
           </w:p>
         </w:tc>
@@ -594,7 +604,7 @@
           </w:tcPr>
           <w:p>
             <w:r>
-              <w:t>1419</w:t>
+              <w:t>1560</w:t>
             </w:r>
           </w:p>
         </w:tc>
@@ -619,7 +629,7 @@
           </w:tcPr>
           <w:p>
             <w:r>
-              <w:t>7346</w:t>
+              <w:t>5875</w:t>
             </w:r>
           </w:p>
         </w:tc>
@@ -629,7 +639,7 @@
           </w:tcPr>
           <w:p>
             <w:r>
-              <w:t>20235</w:t>
+              <w:t>19755</w:t>
             </w:r>
           </w:p>
         </w:tc>
@@ -639,7 +649,7 @@
           </w:tcPr>
           <w:p>
             <w:r>
-              <w:t>1276</w:t>
+              <w:t>1039</w:t>
             </w:r>
           </w:p>
         </w:tc>
@@ -690,7 +700,25 @@
         </w:tc>
       </w:tr>
     </w:tbl>
-    <w:p/>
+    <w:p>
+      <w:pPr>
+        <w:rPr>
+          <w:lang w:val="en-US"/>
+        </w:rPr>
+      </w:pPr>
+      <w:r>
+        <w:rPr>
+          <w:lang w:val="en-US"/>
+        </w:rPr>
+        <w:t>Run times are expressed in millis</w:t>
+      </w:r>
+      <w:r>
+        <w:rPr>
+          <w:lang w:val="en-US"/>
+        </w:rPr>
+        <w:t>econds.</w:t>
+      </w:r>
+    </w:p>
     <w:p>
       <w:pPr>
         <w:rPr>
@@ -1148,6 +1176,30 @@
           <w:lang w:val="en-US"/>
         </w:rPr>
         <w:t>, even if there are no “strong” bounds on their values.</w:t>
+      </w:r>
+      <w:r>
+        <w:rPr>
+          <w:sz w:val="20"/>
+          <w:szCs w:val="20"/>
+          <w:lang w:val="en-US"/>
+        </w:rPr>
+        <w:t xml:space="preserve"> Both are passe</w:t>
+      </w:r>
+      <w:r>
+        <w:rPr>
+          <w:sz w:val="20"/>
+          <w:szCs w:val="20"/>
+          <w:lang w:val="en-US"/>
+        </w:rPr>
+        <w:t>d</w:t>
+      </w:r>
+      <w:r>
+        <w:rPr>
+          <w:sz w:val="20"/>
+          <w:szCs w:val="20"/>
+          <w:lang w:val="en-US"/>
+        </w:rPr>
+        <w:t xml:space="preserve"> as CLI arguments.</w:t>
       </w:r>
     </w:p>
     <w:p>
